--- a/Test_mail.docx
+++ b/Test_mail.docx
@@ -1,16 +1,29 @@
 
 <file path=word/document.xml><?xml version="1.0" encoding="utf-8"?>
-<w:document xmlns:wpc="http://schemas.microsoft.com/office/word/2010/wordprocessingCanvas" xmlns:cx="http://schemas.microsoft.com/office/drawing/2014/chartex" xmlns:cx1="http://schemas.microsoft.com/office/drawing/2015/9/8/chartex" xmlns:cx2="http://schemas.microsoft.com/office/drawing/2015/10/21/chartex" xmlns:cx3="http://schemas.microsoft.com/office/drawing/2016/5/9/chartex" xmlns:cx4="http://schemas.microsoft.com/office/drawing/2016/5/10/chartex" xmlns:cx5="http://schemas.microsoft.com/office/drawing/2016/5/11/chartex" xmlns:cx6="http://schemas.microsoft.com/office/drawing/2016/5/12/chartex" xmlns:cx7="http://schemas.microsoft.com/office/drawing/2016/5/13/chartex" xmlns:cx8="http://schemas.microsoft.com/office/drawing/2016/5/14/chartex" xmlns:mc="http://schemas.openxmlformats.org/markup-compatibility/2006" xmlns:aink="http://schemas.microsoft.com/office/drawing/2016/ink" xmlns:am3d="http://schemas.microsoft.com/office/drawing/2017/model3d" xmlns:o="urn:schemas-microsoft-com:office:office" xmlns:oel="http://schemas.microsoft.com/office/2019/extlst" xmlns:r="http://schemas.openxmlformats.org/officeDocument/2006/relationships" xmlns:m="http://schemas.openxmlformats.org/officeDocument/2006/math" xmlns:v="urn:schemas-microsoft-com:vml" xmlns:wp14="http://schemas.microsoft.com/office/word/2010/wordprocessingDrawing" xmlns:wp="http://schemas.openxmlformats.org/drawingml/2006/wordprocessingDrawing" xmlns:w10="urn:schemas-microsoft-com:office:word" xmlns:w="http://schemas.openxmlformats.org/wordprocessingml/2006/main" xmlns:w14="http://schemas.microsoft.com/office/word/2010/wordml" xmlns:w15="http://schemas.microsoft.com/office/word/2012/wordml" xmlns:w16cex="http://schemas.microsoft.com/office/word/2018/wordml/cex" xmlns:w16cid="http://schemas.microsoft.com/office/word/2016/wordml/cid" xmlns:w16="http://schemas.microsoft.com/office/word/2018/wordml" xmlns:w16du="http://schemas.microsoft.com/office/word/2023/wordml/word16du" xmlns:w16sdtdh="http://schemas.microsoft.com/office/word/2020/wordml/sdtdatahash" xmlns:w16se="http://schemas.microsoft.com/office/word/2015/wordml/symex" xmlns:wpg="http://schemas.microsoft.com/office/word/2010/wordprocessingGroup" xmlns:wpi="http://schemas.microsoft.com/office/word/2010/wordprocessingInk" xmlns:wne="http://schemas.microsoft.com/office/word/2006/wordml" xmlns:wps="http://schemas.microsoft.com/office/word/2010/wordprocessingShape" mc:Ignorable="w14 w15 w16se w16cid w16 w16cex w16sdtdh w16du wp14">
+<w:document xmlns:wpc="http://schemas.microsoft.com/office/word/2010/wordprocessingCanvas" xmlns:cx="http://schemas.microsoft.com/office/drawing/2014/chartex" xmlns:cx1="http://schemas.microsoft.com/office/drawing/2015/9/8/chartex" xmlns:mc="http://schemas.openxmlformats.org/markup-compatibility/2006" xmlns:o="urn:schemas-microsoft-com:office:office" xmlns:r="http://schemas.openxmlformats.org/officeDocument/2006/relationships" xmlns:m="http://schemas.openxmlformats.org/officeDocument/2006/math" xmlns:v="urn:schemas-microsoft-com:vml" xmlns:wp14="http://schemas.microsoft.com/office/word/2010/wordprocessingDrawing" xmlns:wp="http://schemas.openxmlformats.org/drawingml/2006/wordprocessingDrawing" xmlns:w10="urn:schemas-microsoft-com:office:word" xmlns:w="http://schemas.openxmlformats.org/wordprocessingml/2006/main" xmlns:w14="http://schemas.microsoft.com/office/word/2010/wordml" xmlns:w15="http://schemas.microsoft.com/office/word/2012/wordml" xmlns:w16se="http://schemas.microsoft.com/office/word/2015/wordml/symex" xmlns:wpg="http://schemas.microsoft.com/office/word/2010/wordprocessingGroup" xmlns:wpi="http://schemas.microsoft.com/office/word/2010/wordprocessingInk" xmlns:wne="http://schemas.microsoft.com/office/word/2006/wordml" xmlns:wps="http://schemas.microsoft.com/office/word/2010/wordprocessingShape" mc:Ignorable="w14 w15 w16se wp14">
   <w:body>
     <w:p>
-      <w:hyperlink r:id="rId4" w:history="1">
-        <w:r>
-          <w:rPr>
-            <w:rStyle w:val="Hyperlink"/>
-          </w:rPr>
-          <w:t>Shoaibsukhmir11@gmail.com</w:t>
-        </w:r>
-      </w:hyperlink>
+      <w:r>
+        <w:fldChar w:fldCharType="begin"/>
+      </w:r>
+      <w:r>
+        <w:instrText xml:space="preserve"> HYPERLINK "mailto:Shoaibsukhmir11@gmail.com" </w:instrText>
+      </w:r>
+      <w:r>
+        <w:fldChar w:fldCharType="separate"/>
+      </w:r>
+      <w:r>
+        <w:rPr>
+          <w:rStyle w:val="Hyperlink"/>
+        </w:rPr>
+        <w:t>Shoaibsukhmir11@gmail.com</w:t>
+      </w:r>
+      <w:r>
+        <w:rPr>
+          <w:rStyle w:val="Hyperlink"/>
+        </w:rPr>
+        <w:fldChar w:fldCharType="end"/>
+      </w:r>
     </w:p>
     <w:p>
       <w:r>
@@ -22,7 +35,7 @@
         <w:t xml:space="preserve">Dear </w:t>
       </w:r>
       <w:r>
-        <w:t>sir</w:t>
+        <w:t>David</w:t>
       </w:r>
       <w:r>
         <w:t>,</w:t>
@@ -44,16 +57,48 @@
           <w:i/>
           <w:iCs/>
         </w:rPr>
-        <w:t>Lines In the Sand: How Standing For Your Terms Will Make You a Better Lawyer. </w:t>
-      </w:r>
-      <w:r>
-        <w:t>I developed this workshop (1 hr MCLE credit) based on my experience as a Progress Coach working with lawyers. I have observed that many, if not all, problems that prevent the most efficient management of a law firm stem from the members of the firm either not making terms clear, or not standing for those terms. </w:t>
-      </w:r>
-    </w:p>
-    <w:p/>
-    <w:p>
-      <w:r>
-        <w:t>The legal profession uses terms constantly: lease terms...custody terms...contract terms...terms of employment...loan terms... etc. And it possibly wouldn't exist without people violating terms. And terms are one essential key to being a strong legal practitioner. This workshop, conducted by Progress Coach Mark Rothman, will help participants identify the terms they stand for. It will examine the terms they have compromised. It will help them understand what these compromises cost them. And it will give them tools to assert and re-set the terms that will help them succeed more effectively.</w:t>
+        <w:t xml:space="preserve">Lines </w:t>
+      </w:r>
+      <w:proofErr w:type="gramStart"/>
+      <w:r>
+        <w:rPr>
+          <w:i/>
+          <w:iCs/>
+        </w:rPr>
+        <w:t>In</w:t>
+      </w:r>
+      <w:proofErr w:type="gramEnd"/>
+      <w:r>
+        <w:rPr>
+          <w:i/>
+          <w:iCs/>
+        </w:rPr>
+        <w:t xml:space="preserve"> the Sand: How Standing For Your Terms Will Make You a Better Lawyer. </w:t>
+      </w:r>
+      <w:r>
+        <w:t xml:space="preserve">I developed this workshop (1 </w:t>
+      </w:r>
+      <w:proofErr w:type="spellStart"/>
+      <w:r>
+        <w:t>hr</w:t>
+      </w:r>
+      <w:proofErr w:type="spellEnd"/>
+      <w:r>
+        <w:t xml:space="preserve"> MCLE credit) based on my experience as a Progress Coach working with lawyers. I have observed that many, if not all, problems that prevent the most efficient management of a law firm stem from the members of the firm either not making terms clear, or not standing for those terms. </w:t>
+      </w:r>
+    </w:p>
+    <w:p/>
+    <w:p>
+      <w:r>
+        <w:t xml:space="preserve">The legal profession uses terms constantly: lease terms...custody terms...contract terms...terms </w:t>
+      </w:r>
+      <w:proofErr w:type="gramStart"/>
+      <w:r>
+        <w:t>of</w:t>
+      </w:r>
+      <w:proofErr w:type="gramEnd"/>
+      <w:r>
+        <w:t xml:space="preserve"> employment...loan terms... etc. And it possibly wouldn't exist without people violating terms. And terms are one essential key to being a strong legal practitioner. This workshop, conducted by Progress Coach Mark Rothman, will help participants identify the terms they stand for. It will examine the terms they have compromised. It will help them understand what these compromises cost them. And it will give them tools to assert and re-set the terms that will help them succeed more effectively.</w:t>
       </w:r>
     </w:p>
     <w:p/>
@@ -79,9 +124,12 @@
     <w:p/>
     <w:p/>
     <w:p/>
-    <w:p/>
-    <w:p>
-      <w:hyperlink r:id="rId5" w:history="1">
+    <w:p>
+      <w:bookmarkStart w:id="0" w:name="_GoBack"/>
+      <w:bookmarkEnd w:id="0"/>
+    </w:p>
+    <w:p>
+      <w:hyperlink r:id="rId4" w:history="1">
         <w:r>
           <w:rPr>
             <w:rStyle w:val="Hyperlink"/>
@@ -92,6 +140,7 @@
     </w:p>
     <w:p>
       <w:r>
+        <w:lastRenderedPageBreak/>
         <w:t>MCLE for Jones Day?</w:t>
       </w:r>
     </w:p>
@@ -100,7 +149,7 @@
         <w:t xml:space="preserve">Dear </w:t>
       </w:r>
       <w:r>
-        <w:t>sir</w:t>
+        <w:t>shoaib</w:t>
       </w:r>
       <w:r>
         <w:t>,</w:t>
@@ -122,10 +171,34 @@
           <w:i/>
           <w:iCs/>
         </w:rPr>
-        <w:t>Lines In the Sand: How Standing For Your Terms Will Make You a Better Lawyer. </w:t>
-      </w:r>
-      <w:r>
-        <w:t>I developed this workshop (1 hr MCLE credit) based on my experience as a Progress Coach working with lawyers. I have observed that many, if not all, problems that prevent the most efficient management of a law firm stem from the members of the firm either not making terms clear, or not standing for those terms. </w:t>
+        <w:t xml:space="preserve">Lines </w:t>
+      </w:r>
+      <w:proofErr w:type="gramStart"/>
+      <w:r>
+        <w:rPr>
+          <w:i/>
+          <w:iCs/>
+        </w:rPr>
+        <w:t>In</w:t>
+      </w:r>
+      <w:proofErr w:type="gramEnd"/>
+      <w:r>
+        <w:rPr>
+          <w:i/>
+          <w:iCs/>
+        </w:rPr>
+        <w:t xml:space="preserve"> the Sand: How Standing For Your Terms Will Make You a Better Lawyer. </w:t>
+      </w:r>
+      <w:r>
+        <w:t xml:space="preserve">I developed this workshop (1 </w:t>
+      </w:r>
+      <w:proofErr w:type="spellStart"/>
+      <w:r>
+        <w:t>hr</w:t>
+      </w:r>
+      <w:proofErr w:type="spellEnd"/>
+      <w:r>
+        <w:t xml:space="preserve"> MCLE credit) based on my experience as a Progress Coach working with lawyers. I have observed that many, if not all, problems that prevent the most efficient management of a law firm stem from the members of the firm either not making terms clear, or not standing for those terms. </w:t>
       </w:r>
     </w:p>
     <w:p/>
@@ -186,7 +259,7 @@
 </file>
 
 <file path=word/styles.xml><?xml version="1.0" encoding="utf-8"?>
-<w:styles xmlns:mc="http://schemas.openxmlformats.org/markup-compatibility/2006" xmlns:r="http://schemas.openxmlformats.org/officeDocument/2006/relationships" xmlns:w="http://schemas.openxmlformats.org/wordprocessingml/2006/main" xmlns:w14="http://schemas.microsoft.com/office/word/2010/wordml" xmlns:w15="http://schemas.microsoft.com/office/word/2012/wordml" xmlns:w16cex="http://schemas.microsoft.com/office/word/2018/wordml/cex" xmlns:w16cid="http://schemas.microsoft.com/office/word/2016/wordml/cid" xmlns:w16="http://schemas.microsoft.com/office/word/2018/wordml" xmlns:w16du="http://schemas.microsoft.com/office/word/2023/wordml/word16du" xmlns:w16sdtdh="http://schemas.microsoft.com/office/word/2020/wordml/sdtdatahash" xmlns:w16se="http://schemas.microsoft.com/office/word/2015/wordml/symex" mc:Ignorable="w14 w15 w16se w16cid w16 w16cex w16sdtdh w16du">
+<w:styles xmlns:mc="http://schemas.openxmlformats.org/markup-compatibility/2006" xmlns:r="http://schemas.openxmlformats.org/officeDocument/2006/relationships" xmlns:w="http://schemas.openxmlformats.org/wordprocessingml/2006/main" xmlns:w14="http://schemas.microsoft.com/office/word/2010/wordml" xmlns:w15="http://schemas.microsoft.com/office/word/2012/wordml" xmlns:w16se="http://schemas.microsoft.com/office/word/2015/wordml/symex" mc:Ignorable="w14 w15 w16se">
   <w:docDefaults>
     <w:rPrDefault>
       <w:rPr>
@@ -204,7 +277,7 @@
       </w:pPr>
     </w:pPrDefault>
   </w:docDefaults>
-  <w:latentStyles w:defLockedState="0" w:defUIPriority="99" w:defSemiHidden="0" w:defUnhideWhenUsed="0" w:defQFormat="0" w:count="376">
+  <w:latentStyles w:defLockedState="0" w:defUIPriority="99" w:defSemiHidden="0" w:defUnhideWhenUsed="0" w:defQFormat="0" w:count="371">
     <w:lsdException w:name="Normal" w:uiPriority="0" w:qFormat="1"/>
     <w:lsdException w:name="heading 1" w:uiPriority="9" w:qFormat="1"/>
     <w:lsdException w:name="heading 2" w:semiHidden="1" w:uiPriority="9" w:unhideWhenUsed="1" w:qFormat="1"/>
@@ -576,11 +649,6 @@
     <w:lsdException w:name="List Table 5 Dark Accent 6" w:uiPriority="50"/>
     <w:lsdException w:name="List Table 6 Colorful Accent 6" w:uiPriority="51"/>
     <w:lsdException w:name="List Table 7 Colorful Accent 6" w:uiPriority="52"/>
-    <w:lsdException w:name="Mention" w:semiHidden="1" w:unhideWhenUsed="1"/>
-    <w:lsdException w:name="Smart Hyperlink" w:semiHidden="1" w:unhideWhenUsed="1"/>
-    <w:lsdException w:name="Hashtag" w:semiHidden="1" w:unhideWhenUsed="1"/>
-    <w:lsdException w:name="Unresolved Mention" w:semiHidden="1" w:unhideWhenUsed="1"/>
-    <w:lsdException w:name="Smart Link" w:semiHidden="1" w:unhideWhenUsed="1"/>
   </w:latentStyles>
   <w:style w:type="paragraph" w:default="1" w:styleId="Normal">
     <w:name w:val="Normal"/>
@@ -1113,7 +1181,7 @@
       <w:u w:val="single"/>
     </w:rPr>
   </w:style>
-  <w:style w:type="character" w:styleId="UnresolvedMention">
+  <w:style w:type="character" w:customStyle="1" w:styleId="UnresolvedMention">
     <w:name w:val="Unresolved Mention"/>
     <w:basedOn w:val="DefaultParagraphFont"/>
     <w:uiPriority w:val="99"/>

--- a/Test_mail.docx
+++ b/Test_mail.docx
@@ -119,6 +119,7 @@
         <w:t>Mark</w:t>
       </w:r>
     </w:p>
+    <w:p/>
     <w:p/>
     <w:p/>
     <w:p/>
@@ -140,7 +141,6 @@
     </w:p>
     <w:p>
       <w:r>
-        <w:lastRenderedPageBreak/>
         <w:t>MCLE for Jones Day?</w:t>
       </w:r>
     </w:p>
